--- a/중국어_대화문/3부_docx/3부_08화_예란의_실종.docx
+++ b/중국어_대화문/3부_docx/3부_08화_예란의_실종.docx
@@ -988,7 +988,7 @@
         <w:t>邹立群:</w:t>
       </w:r>
       <w:r>
-        <w:t xml:space="preserve"> 知远啊，我接段书记的班才一年，这个事我拿不准。你说，一个记者，没有来过县委，没有来过县政府，没有来过国土局，却把我们的账算得这么清楚。(用手指敲了敲手机) 哪个环节，漏出去的？</w:t>
+        <w:t xml:space="preserve"> 知远啊，我接段立新书记的班才一年，这个事我拿不准。你说，一个记者，没有来过县委，没有来过县政府，没有来过国土局，却把我们的账算得这么清楚。(用手指敲了敲手机) 哪个环节，漏出去的？</w:t>
       </w:r>
     </w:p>
     <w:p>
